--- a/java-notes/Multithreading.docx
+++ b/java-notes/Multithreading.docx
@@ -111,151 +111,123 @@
       <w:r>
         <w:t xml:space="preserve"> </w:t>
       </w:r>
-      <w:proofErr w:type="spellStart"/>
       <w:proofErr w:type="gramStart"/>
       <w:r>
         <w:t>Wait,notify</w:t>
       </w:r>
-      <w:proofErr w:type="spellEnd"/>
       <w:proofErr w:type="gramEnd"/>
       <w:r>
+        <w:t xml:space="preserve"> and notifyall are used for intercommunication</w:t>
+      </w:r>
+      <w:r>
+        <w:t xml:space="preserve"> in threads</w:t>
+      </w:r>
+      <w:r>
+        <w:t xml:space="preserve"> and from object class</w:t>
+      </w:r>
+    </w:p>
+    <w:p>
+      <w:r>
+        <w:rPr>
+          <w:b/>
+          <w:bCs/>
+        </w:rPr>
+        <w:t>Sleep</w:t>
+      </w:r>
+      <w:r>
+        <w:t xml:space="preserve">: </w:t>
+      </w:r>
+      <w:r>
+        <w:t>Static method that p</w:t>
+      </w:r>
+      <w:r>
+        <w:t>ause the execution of the thread for the defined time in milliseconds.</w:t>
+      </w:r>
+      <w:r>
+        <w:t xml:space="preserve"> </w:t>
+      </w:r>
+      <w:r>
+        <w:t>It’s</w:t>
+      </w:r>
+      <w:r>
+        <w:t xml:space="preserve"> from thread class and locks the object</w:t>
+      </w:r>
+      <w:r>
         <w:t xml:space="preserve"> and </w:t>
       </w:r>
-      <w:proofErr w:type="spellStart"/>
-      <w:r>
-        <w:t>notifyall</w:t>
-      </w:r>
-      <w:proofErr w:type="spellEnd"/>
-      <w:r>
-        <w:t xml:space="preserve"> are used for intercommunication</w:t>
-      </w:r>
-      <w:r>
-        <w:t xml:space="preserve"> in threads</w:t>
-      </w:r>
-      <w:r>
-        <w:t xml:space="preserve"> and from object class</w:t>
-      </w:r>
-    </w:p>
-    <w:p>
-      <w:r>
-        <w:rPr>
-          <w:b/>
-          <w:bCs/>
-        </w:rPr>
-        <w:t>Sleep</w:t>
-      </w:r>
-      <w:r>
-        <w:t xml:space="preserve">: </w:t>
-      </w:r>
-      <w:r>
-        <w:t>Static method that p</w:t>
-      </w:r>
-      <w:r>
-        <w:t>ause the execution of the thread for the defined time in milliseconds.</w:t>
+      <w:r>
+        <w:t>won’t</w:t>
+      </w:r>
+      <w:r>
+        <w:t xml:space="preserve"> release the lock</w:t>
+      </w:r>
+    </w:p>
+    <w:p>
+      <w:r>
+        <w:rPr>
+          <w:b/>
+          <w:bCs/>
+        </w:rPr>
+        <w:t xml:space="preserve">Wait: </w:t>
+      </w:r>
+      <w:r>
+        <w:t>Non static method that</w:t>
+      </w:r>
+      <w:r>
+        <w:t xml:space="preserve"> stop</w:t>
+      </w:r>
+      <w:r>
+        <w:t>s</w:t>
+      </w:r>
+      <w:r>
+        <w:t xml:space="preserve"> or wait </w:t>
+      </w:r>
+      <w:r>
+        <w:t xml:space="preserve">for </w:t>
+      </w:r>
+      <w:r>
+        <w:t>the execution</w:t>
+      </w:r>
+      <w:r>
+        <w:t xml:space="preserve"> of current thread</w:t>
+      </w:r>
+      <w:r>
+        <w:t xml:space="preserve"> until it’s called by notify or notifyAll.</w:t>
       </w:r>
       <w:r>
         <w:t xml:space="preserve"> </w:t>
       </w:r>
-      <w:r>
-        <w:t>It’s</w:t>
-      </w:r>
-      <w:r>
-        <w:t xml:space="preserve"> from thread class and locks the object</w:t>
-      </w:r>
-      <w:r>
-        <w:t xml:space="preserve"> and </w:t>
-      </w:r>
-      <w:r>
-        <w:t>won’t</w:t>
-      </w:r>
-      <w:r>
-        <w:t xml:space="preserve"> release the lock</w:t>
-      </w:r>
-    </w:p>
-    <w:p>
-      <w:r>
-        <w:rPr>
-          <w:b/>
-          <w:bCs/>
-        </w:rPr>
-        <w:t xml:space="preserve">Wait: </w:t>
-      </w:r>
-      <w:r>
-        <w:t>Non static method that</w:t>
-      </w:r>
-      <w:r>
-        <w:t xml:space="preserve"> stop</w:t>
-      </w:r>
-      <w:r>
-        <w:t>s</w:t>
-      </w:r>
-      <w:r>
-        <w:t xml:space="preserve"> or wait </w:t>
-      </w:r>
-      <w:r>
-        <w:t xml:space="preserve">for </w:t>
-      </w:r>
-      <w:r>
-        <w:t>the execution</w:t>
-      </w:r>
-      <w:r>
-        <w:t xml:space="preserve"> of current thread</w:t>
-      </w:r>
-      <w:r>
-        <w:t xml:space="preserve"> until it’s called by notify or </w:t>
-      </w:r>
-      <w:proofErr w:type="spellStart"/>
-      <w:r>
-        <w:t>notifyAll</w:t>
-      </w:r>
-      <w:proofErr w:type="spellEnd"/>
-      <w:r>
-        <w:t>.</w:t>
+    </w:p>
+    <w:p>
+      <w:r>
+        <w:t>It is present in object class</w:t>
+      </w:r>
+      <w:r>
+        <w:t xml:space="preserve"> and releases lock, used for inter-threadcommunication.</w:t>
       </w:r>
       <w:r>
         <w:t xml:space="preserve"> </w:t>
       </w:r>
-    </w:p>
-    <w:p>
-      <w:r>
-        <w:t>It is present in object class</w:t>
-      </w:r>
-      <w:r>
-        <w:t xml:space="preserve"> and releases lock, used for inter-</w:t>
-      </w:r>
-      <w:proofErr w:type="spellStart"/>
-      <w:r>
-        <w:t>threadcommunication</w:t>
-      </w:r>
-      <w:proofErr w:type="spellEnd"/>
-      <w:r>
-        <w:t>.</w:t>
+      <w:r>
+        <w:t xml:space="preserve">We must call </w:t>
+      </w:r>
+      <w:proofErr w:type="gramStart"/>
+      <w:r>
+        <w:t>wait(</w:t>
+      </w:r>
+      <w:proofErr w:type="gramEnd"/>
+      <w:r>
+        <w:t xml:space="preserve">) method from the synchronized block </w:t>
+      </w:r>
+      <w:r>
+        <w:t>or it will throw</w:t>
       </w:r>
       <w:r>
         <w:t xml:space="preserve"> </w:t>
       </w:r>
       <w:r>
-        <w:t xml:space="preserve">We must call </w:t>
-      </w:r>
-      <w:proofErr w:type="gramStart"/>
-      <w:r>
-        <w:t>wait(</w:t>
-      </w:r>
-      <w:proofErr w:type="gramEnd"/>
-      <w:r>
-        <w:t xml:space="preserve">) method from the synchronized block </w:t>
-      </w:r>
-      <w:r>
-        <w:t>or it will throw</w:t>
-      </w:r>
-      <w:r>
-        <w:t xml:space="preserve"> </w:t>
-      </w:r>
-      <w:proofErr w:type="spellStart"/>
-      <w:r>
         <w:t>IllegalMonitorStateException</w:t>
       </w:r>
-      <w:proofErr w:type="spellEnd"/>
       <w:r>
         <w:t>. As it is used for inter thread communication it should be present inside the synchronized block.</w:t>
       </w:r>
@@ -279,7 +251,6 @@
       </w:r>
     </w:p>
     <w:p>
-      <w:proofErr w:type="spellStart"/>
       <w:r>
         <w:rPr>
           <w:b/>
@@ -287,7 +258,6 @@
         </w:rPr>
         <w:t>NotifyAll</w:t>
       </w:r>
-      <w:proofErr w:type="spellEnd"/>
       <w:r>
         <w:t>: Sends notification to the all thread that waits among the thread waiting for the lock.</w:t>
       </w:r>
@@ -645,16 +615,11 @@
         <w:t xml:space="preserve"> </w:t>
       </w:r>
       <w:r>
-        <w:t xml:space="preserve">Under </w:t>
-      </w:r>
-      <w:proofErr w:type="spellStart"/>
-      <w:r>
-        <w:t>pre</w:t>
+        <w:t>Under pre</w:t>
       </w:r>
       <w:r>
         <w:t>mitive</w:t>
       </w:r>
-      <w:proofErr w:type="spellEnd"/>
       <w:r>
         <w:t xml:space="preserve"> scheduling, the highest priority task executes until it enters the waiting or dead states or a higher priority task comes into existence. </w:t>
       </w:r>
@@ -755,11 +720,9 @@
       <w:r>
         <w:t xml:space="preserve"> we will get </w:t>
       </w:r>
-      <w:proofErr w:type="spellStart"/>
       <w:r>
         <w:t>IllegalThreadStateException</w:t>
       </w:r>
-      <w:proofErr w:type="spellEnd"/>
       <w:r>
         <w:t xml:space="preserve"> and if we run the method twice it will act as normal method and it will execute twice.</w:t>
       </w:r>
@@ -816,22 +779,13 @@
       </w:r>
     </w:p>
     <w:p>
-      <w:proofErr w:type="spellStart"/>
       <w:proofErr w:type="gramStart"/>
       <w:r>
         <w:rPr>
           <w:b/>
           <w:bCs/>
         </w:rPr>
-        <w:t>Yeild</w:t>
-      </w:r>
-      <w:proofErr w:type="spellEnd"/>
-      <w:r>
-        <w:rPr>
-          <w:b/>
-          <w:bCs/>
-        </w:rPr>
-        <w:t>(</w:t>
+        <w:t>Yeild(</w:t>
       </w:r>
       <w:proofErr w:type="gramEnd"/>
       <w:r>
@@ -899,45 +853,22 @@
       <w:r>
         <w:t xml:space="preserve">public void </w:t>
       </w:r>
-      <w:proofErr w:type="spellStart"/>
       <w:proofErr w:type="gramStart"/>
       <w:r>
-        <w:t>setDaemon</w:t>
-      </w:r>
-      <w:proofErr w:type="spellEnd"/>
-      <w:r>
-        <w:t>(</w:t>
-      </w:r>
-      <w:proofErr w:type="spellStart"/>
+        <w:t>setDaemon(</w:t>
+      </w:r>
       <w:proofErr w:type="gramEnd"/>
       <w:r>
-        <w:t>boolean</w:t>
-      </w:r>
-      <w:proofErr w:type="spellEnd"/>
-      <w:r>
-        <w:t xml:space="preserve"> status): It used to mark the thread daemon thread or a user thread.</w:t>
-      </w:r>
-    </w:p>
-    <w:p>
-      <w:r>
-        <w:t xml:space="preserve">public </w:t>
-      </w:r>
-      <w:proofErr w:type="spellStart"/>
-      <w:r>
-        <w:t>boolean</w:t>
-      </w:r>
-      <w:proofErr w:type="spellEnd"/>
-      <w:r>
-        <w:t xml:space="preserve"> </w:t>
-      </w:r>
-      <w:proofErr w:type="spellStart"/>
+        <w:t>boolean status): It used to mark the thread daemon thread or a user thread.</w:t>
+      </w:r>
+    </w:p>
+    <w:p>
+      <w:r>
+        <w:t xml:space="preserve">public boolean </w:t>
+      </w:r>
       <w:proofErr w:type="gramStart"/>
       <w:r>
-        <w:t>isDaemon</w:t>
-      </w:r>
-      <w:proofErr w:type="spellEnd"/>
-      <w:r>
-        <w:t>(</w:t>
+        <w:t>isDaemon(</w:t>
       </w:r>
       <w:proofErr w:type="gramEnd"/>
       <w:r>
@@ -948,32 +879,21 @@
       <w:r>
         <w:t xml:space="preserve">If you try to make a thread as daemon after starting it will throw </w:t>
       </w:r>
-      <w:proofErr w:type="spellStart"/>
       <w:r>
         <w:t>IllegalThreadStateException</w:t>
       </w:r>
-      <w:proofErr w:type="spellEnd"/>
       <w:r>
         <w:t>.</w:t>
       </w:r>
     </w:p>
     <w:p>
-      <w:proofErr w:type="spellStart"/>
       <w:r>
         <w:rPr>
           <w:b/>
           <w:bCs/>
         </w:rPr>
         <w:lastRenderedPageBreak/>
-        <w:t>Shutdownhook</w:t>
-      </w:r>
-      <w:proofErr w:type="spellEnd"/>
-      <w:r>
-        <w:rPr>
-          <w:b/>
-          <w:bCs/>
-        </w:rPr>
-        <w:t xml:space="preserve">: </w:t>
+        <w:t xml:space="preserve">Shutdownhook: </w:t>
       </w:r>
       <w:r>
         <w:t xml:space="preserve">It’s a thread invoked implicitly before JVM Shutdown, </w:t>
@@ -1540,13 +1460,8 @@
           </w:tcPr>
           <w:p>
             <w:r>
-              <w:t xml:space="preserve">Implicitly </w:t>
-            </w:r>
-            <w:proofErr w:type="spellStart"/>
-            <w:r>
-              <w:t>ClassName.class</w:t>
-            </w:r>
-            <w:proofErr w:type="spellEnd"/>
+              <w:t>Implicitly ClassName.class</w:t>
+            </w:r>
           </w:p>
         </w:tc>
       </w:tr>
@@ -1683,17 +1598,8 @@
           <w:b/>
           <w:bCs/>
         </w:rPr>
-        <w:t xml:space="preserve">No </w:t>
-      </w:r>
-      <w:proofErr w:type="spellStart"/>
-      <w:r>
-        <w:rPr>
-          <w:b/>
-          <w:bCs/>
-        </w:rPr>
-        <w:t>Preemption</w:t>
-      </w:r>
-      <w:proofErr w:type="spellEnd"/>
+        <w:t>No Preemption</w:t>
+      </w:r>
       <w:r>
         <w:t>/Cannot deallocate by making resources allocatable</w:t>
       </w:r>
@@ -1830,13 +1736,8 @@
     </w:p>
     <w:p>
       <w:r>
-        <w:t xml:space="preserve">If you submit a task in which Thread Pool is already filled it will throw </w:t>
-      </w:r>
-      <w:proofErr w:type="spellStart"/>
-      <w:r>
-        <w:t>RejectedExecutionException</w:t>
-      </w:r>
-      <w:proofErr w:type="spellEnd"/>
+        <w:t>If you submit a task in which Thread Pool is already filled it will throw RejectedExecutionException</w:t>
+      </w:r>
     </w:p>
     <w:p>
       <w:r>
@@ -1888,31 +1789,23 @@
       <w:r>
         <w:t xml:space="preserve">: It has two threads, that shares a common fixed size buffer. One Thread is a Producer Thread and </w:t>
       </w:r>
-      <w:proofErr w:type="gramStart"/>
-      <w:r>
-        <w:t>it's</w:t>
-      </w:r>
-      <w:proofErr w:type="gramEnd"/>
-      <w:r>
-        <w:t xml:space="preserve"> job is to generate data, put it into the buffer multiple times. And the Second Thread is Consumer Thread and its job is consuming the data, one component at a time. That includes removing that element from the buffer </w:t>
-      </w:r>
-      <w:proofErr w:type="spellStart"/>
-      <w:proofErr w:type="gramStart"/>
-      <w:r>
-        <w:t>also.Both</w:t>
-      </w:r>
-      <w:proofErr w:type="spellEnd"/>
-      <w:proofErr w:type="gramEnd"/>
-      <w:r>
-        <w:t xml:space="preserve"> these Threads will run concurrently. So, this is our scenario now we have </w:t>
-      </w:r>
-      <w:proofErr w:type="gramStart"/>
-      <w:r>
-        <w:t>make</w:t>
-      </w:r>
-      <w:proofErr w:type="gramEnd"/>
-      <w:r>
-        <w:t xml:space="preserve"> sure that the producer won’t try to add data into the buffer if it’s full and the consumer won’t try to remove data from an empty buffer.</w:t>
+      <w:r>
+        <w:t>its</w:t>
+      </w:r>
+      <w:r>
+        <w:t xml:space="preserve"> job is to generate data, put it into the buffer multiple times. And the Second Thread is Consumer Thread and its job is consuming the data, one component at a time. That includes removing that element from the buffer also.</w:t>
+      </w:r>
+      <w:r>
+        <w:t xml:space="preserve"> </w:t>
+      </w:r>
+      <w:r>
+        <w:t xml:space="preserve">Both these Threads will run concurrently. So, this is our scenario now we have </w:t>
+      </w:r>
+      <w:r>
+        <w:t xml:space="preserve">to </w:t>
+      </w:r>
+      <w:r>
+        <w:t>make sure that the producer won’t try to add data into the buffer if it’s full and the consumer won’t try to remove data from an empty buffer.</w:t>
       </w:r>
     </w:p>
     <w:p>
@@ -1971,6 +1864,24 @@
       </w:r>
       <w:r>
         <w:t>.</w:t>
+      </w:r>
+      <w:r>
+        <w:t xml:space="preserve"> </w:t>
+      </w:r>
+      <w:r>
+        <w:t xml:space="preserve">If we use </w:t>
+      </w:r>
+      <w:r>
+        <w:t>add (</w:t>
+      </w:r>
+      <w:r>
+        <w:t xml:space="preserve">) and </w:t>
+      </w:r>
+      <w:r>
+        <w:t>poll (</w:t>
+      </w:r>
+      <w:r>
+        <w:t>) it will throw exception instead of blocking the insert and delete operation</w:t>
       </w:r>
     </w:p>
     <w:p>
@@ -2036,7 +1947,6 @@
       </w:r>
     </w:p>
     <w:p>
-      <w:proofErr w:type="spellStart"/>
       <w:r>
         <w:rPr>
           <w:b/>
@@ -2044,7 +1954,6 @@
         </w:rPr>
         <w:t>CyclicBarrier</w:t>
       </w:r>
-      <w:proofErr w:type="spellEnd"/>
       <w:r>
         <w:t xml:space="preserve">: </w:t>
       </w:r>
@@ -2055,19 +1964,10 @@
         <w:t>ool to synchronize threads processing using some algorithm. It enables a set of threads to wait for each other till they reach a common execution point or common barrier points, and then let them further continue execution.</w:t>
       </w:r>
       <w:r>
-        <w:t xml:space="preserve"> One can reuse the same </w:t>
-      </w:r>
-      <w:proofErr w:type="spellStart"/>
-      <w:r>
-        <w:t>CyclicBarrier</w:t>
-      </w:r>
-      <w:proofErr w:type="spellEnd"/>
-      <w:r>
-        <w:t xml:space="preserve"> even if the barrier is broken by setting it</w:t>
-      </w:r>
-    </w:p>
-    <w:p>
-      <w:proofErr w:type="spellStart"/>
+        <w:t xml:space="preserve"> One can reuse the same CyclicBarrier even if the barrier is broken by setting it</w:t>
+      </w:r>
+    </w:p>
+    <w:p>
       <w:r>
         <w:rPr>
           <w:b/>
@@ -2075,7 +1975,6 @@
         </w:rPr>
         <w:t>CountDownLatch</w:t>
       </w:r>
-      <w:proofErr w:type="spellEnd"/>
       <w:r>
         <w:t xml:space="preserve">: </w:t>
       </w:r>
@@ -2089,15 +1988,7 @@
         <w:t>C</w:t>
       </w:r>
       <w:r>
-        <w:t xml:space="preserve">annot reuse the same </w:t>
-      </w:r>
-      <w:proofErr w:type="spellStart"/>
-      <w:r>
-        <w:t>CountDownLatch</w:t>
-      </w:r>
-      <w:proofErr w:type="spellEnd"/>
-      <w:r>
-        <w:t xml:space="preserve"> once the count reaches 0. </w:t>
+        <w:t xml:space="preserve">annot reuse the same CountDownLatch once the count reaches 0. </w:t>
       </w:r>
     </w:p>
     <w:p>
@@ -2295,15 +2186,7 @@
       </w:r>
       <w:proofErr w:type="gramEnd"/>
       <w:r>
-        <w:t xml:space="preserve">), notify() and </w:t>
-      </w:r>
-      <w:proofErr w:type="spellStart"/>
-      <w:r>
-        <w:t>notifyall</w:t>
-      </w:r>
-      <w:proofErr w:type="spellEnd"/>
-      <w:r>
-        <w:t>() is not in thread class as it works on locks</w:t>
+        <w:t>), notify() and notifyall() is not in thread class as it works on locks</w:t>
       </w:r>
       <w:r>
         <w:t>. Each objects have one lock or monitor. Locks are associated with object. Java provides the lock at object level not the thread level.</w:t>
@@ -2411,17 +2294,8 @@
           <w:b/>
           <w:bCs/>
         </w:rPr>
-        <w:t xml:space="preserve"> vs </w:t>
-      </w:r>
-      <w:proofErr w:type="spellStart"/>
-      <w:r>
-        <w:rPr>
-          <w:b/>
-          <w:bCs/>
-        </w:rPr>
-        <w:t>CompletableFuture</w:t>
-      </w:r>
-      <w:proofErr w:type="spellEnd"/>
+        <w:t xml:space="preserve"> vs CompletableFuture</w:t>
+      </w:r>
       <w:r>
         <w:rPr>
           <w:b/>
@@ -2455,13 +2329,8 @@
       </w:r>
     </w:p>
     <w:p>
-      <w:proofErr w:type="spellStart"/>
-      <w:r>
-        <w:t>CompletableFuture</w:t>
-      </w:r>
-      <w:proofErr w:type="spellEnd"/>
-      <w:r>
-        <w:t xml:space="preserve"> - An enhanced version of Future that allows for more complex asynchronous operations and chaining of tasks. Provides methods to handle results without blocking the current thread, enabling non-blocking asynchronous programming.</w:t>
+      <w:r>
+        <w:t>CompletableFuture - An enhanced version of Future that allows for more complex asynchronous operations and chaining of tasks. Provides methods to handle results without blocking the current thread, enabling non-blocking asynchronous programming.</w:t>
       </w:r>
     </w:p>
     <w:p>
@@ -2583,22 +2452,13 @@
           <w:numId w:val="6"/>
         </w:numPr>
       </w:pPr>
-      <w:proofErr w:type="spellStart"/>
       <w:proofErr w:type="gramStart"/>
       <w:r>
         <w:rPr>
           <w:b/>
           <w:bCs/>
         </w:rPr>
-        <w:t>isInterrupted</w:t>
-      </w:r>
-      <w:proofErr w:type="spellEnd"/>
-      <w:r>
-        <w:rPr>
-          <w:b/>
-          <w:bCs/>
-        </w:rPr>
-        <w:t>(</w:t>
+        <w:t>isInterrupted(</w:t>
       </w:r>
       <w:proofErr w:type="gramEnd"/>
       <w:r>
@@ -2609,15 +2469,7 @@
         <w:t>)</w:t>
       </w:r>
       <w:r>
-        <w:t xml:space="preserve"> : There is one more method about which you should know is </w:t>
-      </w:r>
-      <w:proofErr w:type="spellStart"/>
-      <w:r>
-        <w:t>isInterrupted</w:t>
-      </w:r>
-      <w:proofErr w:type="spellEnd"/>
-      <w:r>
-        <w:t>(). It is an instance method which returns the value of Interrupt status flag of a Thread object for which it is called on.</w:t>
+        <w:t xml:space="preserve"> : There is one more method about which you should know is isInterrupted(). It is an instance method which returns the value of Interrupt status flag of a Thread object for which it is called on.</w:t>
       </w:r>
     </w:p>
     <w:p>
@@ -3010,10 +2862,7 @@
               <w:t xml:space="preserve">Basic abstraction; runs </w:t>
             </w:r>
             <w:r>
-              <w:t xml:space="preserve">  </w:t>
-            </w:r>
-            <w:r>
-              <w:t>submitted</w:t>
+              <w:t xml:space="preserve">  submitted</w:t>
             </w:r>
             <w:r>
               <w:t xml:space="preserve"> </w:t>
@@ -3032,12 +2881,10 @@
             <w:vAlign w:val="center"/>
           </w:tcPr>
           <w:p>
-            <w:proofErr w:type="spellStart"/>
             <w:proofErr w:type="gramStart"/>
             <w:r>
               <w:t>executor.execute</w:t>
             </w:r>
-            <w:proofErr w:type="spellEnd"/>
             <w:proofErr w:type="gramEnd"/>
             <w:r>
               <w:t>(task)</w:t>
@@ -3052,11 +2899,9 @@
             <w:vAlign w:val="center"/>
           </w:tcPr>
           <w:p>
-            <w:proofErr w:type="spellStart"/>
             <w:r>
               <w:t>ExecutorService</w:t>
             </w:r>
-            <w:proofErr w:type="spellEnd"/>
           </w:p>
         </w:tc>
         <w:tc>
@@ -3099,12 +2944,10 @@
             <w:vAlign w:val="center"/>
           </w:tcPr>
           <w:p>
-            <w:proofErr w:type="spellStart"/>
             <w:proofErr w:type="gramStart"/>
             <w:r>
               <w:t>service.submit</w:t>
             </w:r>
-            <w:proofErr w:type="spellEnd"/>
             <w:proofErr w:type="gramEnd"/>
             <w:r>
               <w:t>(callable)</w:t>
@@ -3158,13 +3001,8 @@
             <w:vAlign w:val="center"/>
           </w:tcPr>
           <w:p>
-            <w:proofErr w:type="spellStart"/>
-            <w:r>
-              <w:t>Executors.newFixedThreadPool</w:t>
-            </w:r>
-            <w:proofErr w:type="spellEnd"/>
-            <w:r>
-              <w:t>(5)</w:t>
+            <w:r>
+              <w:t>Executors.newFixedThreadPool(5)</w:t>
             </w:r>
           </w:p>
         </w:tc>
@@ -3258,11 +3096,9 @@
             <w:tcW w:w="2263" w:type="dxa"/>
           </w:tcPr>
           <w:p>
-            <w:proofErr w:type="spellStart"/>
             <w:r>
               <w:t>SingleThreadExecutor</w:t>
             </w:r>
-            <w:proofErr w:type="spellEnd"/>
           </w:p>
         </w:tc>
         <w:tc>
@@ -3280,21 +3116,8 @@
             <w:tcW w:w="3763" w:type="dxa"/>
           </w:tcPr>
           <w:p>
-            <w:proofErr w:type="spellStart"/>
-            <w:r>
-              <w:t>ExecutorService</w:t>
-            </w:r>
-            <w:proofErr w:type="spellEnd"/>
-            <w:r>
-              <w:t xml:space="preserve"> executor = </w:t>
-            </w:r>
-            <w:proofErr w:type="spellStart"/>
-            <w:r>
-              <w:t>Executors.newSingleThreadExecutor</w:t>
-            </w:r>
-            <w:proofErr w:type="spellEnd"/>
-            <w:r>
-              <w:t>();</w:t>
+            <w:r>
+              <w:t>ExecutorService executor = Executors.newSingleThreadExecutor();</w:t>
             </w:r>
           </w:p>
         </w:tc>
@@ -3305,11 +3128,9 @@
             <w:tcW w:w="2263" w:type="dxa"/>
           </w:tcPr>
           <w:p>
-            <w:proofErr w:type="spellStart"/>
             <w:r>
               <w:t>FixedThreadPool</w:t>
             </w:r>
-            <w:proofErr w:type="spellEnd"/>
           </w:p>
         </w:tc>
         <w:tc>
@@ -3327,21 +3148,8 @@
             <w:tcW w:w="3763" w:type="dxa"/>
           </w:tcPr>
           <w:p>
-            <w:proofErr w:type="spellStart"/>
-            <w:r>
-              <w:t>ExecutorService</w:t>
-            </w:r>
-            <w:proofErr w:type="spellEnd"/>
-            <w:r>
-              <w:t xml:space="preserve"> pool = </w:t>
-            </w:r>
-            <w:proofErr w:type="spellStart"/>
-            <w:r>
-              <w:t>Executors.newFixedThreadPool</w:t>
-            </w:r>
-            <w:proofErr w:type="spellEnd"/>
-            <w:r>
-              <w:t>(2);</w:t>
+            <w:r>
+              <w:t>ExecutorService pool = Executors.newFixedThreadPool(2);</w:t>
             </w:r>
           </w:p>
         </w:tc>
@@ -3352,11 +3160,9 @@
             <w:tcW w:w="2263" w:type="dxa"/>
           </w:tcPr>
           <w:p>
-            <w:proofErr w:type="spellStart"/>
             <w:r>
               <w:t>CachedThreadPool</w:t>
             </w:r>
-            <w:proofErr w:type="spellEnd"/>
           </w:p>
         </w:tc>
         <w:tc>
@@ -3374,21 +3180,8 @@
             <w:tcW w:w="3763" w:type="dxa"/>
           </w:tcPr>
           <w:p>
-            <w:proofErr w:type="spellStart"/>
-            <w:r>
-              <w:t>ExecutorService</w:t>
-            </w:r>
-            <w:proofErr w:type="spellEnd"/>
-            <w:r>
-              <w:t xml:space="preserve"> pool = </w:t>
-            </w:r>
-            <w:proofErr w:type="spellStart"/>
-            <w:r>
-              <w:t>Executors.newCachedThreadPool</w:t>
-            </w:r>
-            <w:proofErr w:type="spellEnd"/>
-            <w:r>
-              <w:t>();</w:t>
+            <w:r>
+              <w:t>ExecutorService pool = Executors.newCachedThreadPool();</w:t>
             </w:r>
           </w:p>
         </w:tc>
@@ -3399,11 +3192,9 @@
             <w:tcW w:w="2263" w:type="dxa"/>
           </w:tcPr>
           <w:p>
-            <w:proofErr w:type="spellStart"/>
             <w:r>
               <w:t>ScheduledThreadPool</w:t>
             </w:r>
-            <w:proofErr w:type="spellEnd"/>
           </w:p>
         </w:tc>
         <w:tc>
@@ -3421,21 +3212,8 @@
             <w:tcW w:w="3763" w:type="dxa"/>
           </w:tcPr>
           <w:p>
-            <w:proofErr w:type="spellStart"/>
-            <w:r>
-              <w:t>ScheduledExecutorService</w:t>
-            </w:r>
-            <w:proofErr w:type="spellEnd"/>
-            <w:r>
-              <w:t xml:space="preserve"> scheduler = </w:t>
-            </w:r>
-            <w:proofErr w:type="spellStart"/>
-            <w:r>
-              <w:t>Executors.newScheduledThreadPool</w:t>
-            </w:r>
-            <w:proofErr w:type="spellEnd"/>
-            <w:r>
-              <w:t>(1);</w:t>
+            <w:r>
+              <w:t>ScheduledExecutorService scheduler = Executors.newScheduledThreadPool(1);</w:t>
             </w:r>
           </w:p>
         </w:tc>
@@ -3628,36 +3406,17 @@
       <w:r>
         <w:t xml:space="preserve"> </w:t>
       </w:r>
-      <w:proofErr w:type="spellStart"/>
-      <w:r>
-        <w:t>ReentrantLock</w:t>
-      </w:r>
-      <w:proofErr w:type="spellEnd"/>
-      <w:r>
-        <w:t xml:space="preserve"> Locks, Stamped Locks and </w:t>
-      </w:r>
-      <w:proofErr w:type="spellStart"/>
-      <w:r>
-        <w:t>ReadWriteLocks</w:t>
-      </w:r>
-      <w:proofErr w:type="spellEnd"/>
-    </w:p>
-    <w:p>
-      <w:proofErr w:type="spellStart"/>
-      <w:r>
-        <w:rPr>
-          <w:b/>
-          <w:bCs/>
-        </w:rPr>
-        <w:t>Reentrance</w:t>
-      </w:r>
-      <w:proofErr w:type="spellEnd"/>
-      <w:r>
-        <w:rPr>
-          <w:b/>
-          <w:bCs/>
-        </w:rPr>
-        <w:t xml:space="preserve"> Lock:</w:t>
+      <w:r>
+        <w:t>ReentrantLock Locks, Stamped Locks and ReadWriteLocks</w:t>
+      </w:r>
+    </w:p>
+    <w:p>
+      <w:r>
+        <w:rPr>
+          <w:b/>
+          <w:bCs/>
+        </w:rPr>
+        <w:t>Reentrance Lock:</w:t>
       </w:r>
       <w:r>
         <w:rPr>
@@ -3672,44 +3431,12 @@
     </w:p>
     <w:p>
       <w:r>
-        <w:t xml:space="preserve">Compared to the </w:t>
-      </w:r>
-      <w:proofErr w:type="spellStart"/>
-      <w:r>
-        <w:t>ReentrantLock</w:t>
-      </w:r>
-      <w:proofErr w:type="spellEnd"/>
-      <w:r>
-        <w:t xml:space="preserve">, the synchronized keyword is more restrictive since it automatically locks and unlocks at the beginning and end of the scope, while the </w:t>
-      </w:r>
-      <w:proofErr w:type="spellStart"/>
-      <w:r>
-        <w:t>ReentrantLock</w:t>
-      </w:r>
-      <w:proofErr w:type="spellEnd"/>
-      <w:r>
-        <w:t xml:space="preserve"> allows you to lock and unlock at any point in your code. </w:t>
-      </w:r>
-    </w:p>
-    <w:p>
-      <w:r>
-        <w:t xml:space="preserve">Additionally, the </w:t>
-      </w:r>
-      <w:proofErr w:type="spellStart"/>
-      <w:r>
-        <w:t>ReentrantLock</w:t>
-      </w:r>
-      <w:proofErr w:type="spellEnd"/>
-      <w:r>
-        <w:t xml:space="preserve"> provides more features such as interrupting a waiting thread, trying to acquire a lock for a specified time, and checking if the lock is held by the current thread or any thread. Furthermore, the </w:t>
-      </w:r>
-      <w:proofErr w:type="spellStart"/>
-      <w:r>
-        <w:t>ReentrantLock</w:t>
-      </w:r>
-      <w:proofErr w:type="spellEnd"/>
-      <w:r>
-        <w:t xml:space="preserve"> can be fair or unfair, whereas the synchronized keyword is always unfair.</w:t>
+        <w:t xml:space="preserve">Compared to the ReentrantLock, the synchronized keyword is more restrictive since it automatically locks and unlocks at the beginning and end of the scope, while the ReentrantLock allows you to lock and unlock at any point in your code. </w:t>
+      </w:r>
+    </w:p>
+    <w:p>
+      <w:r>
+        <w:t>Additionally, the ReentrantLock provides more features such as interrupting a waiting thread, trying to acquire a lock for a specified time, and checking if the lock is held by the current thread or any thread. Furthermore, the ReentrantLock can be fair or unfair, whereas the synchronized keyword is always unfair.</w:t>
       </w:r>
     </w:p>
     <w:p>
@@ -3833,15 +3560,7 @@
       </w:r>
       <w:proofErr w:type="gramEnd"/>
       <w:r>
-        <w:t xml:space="preserve">), </w:t>
-      </w:r>
-      <w:proofErr w:type="spellStart"/>
-      <w:r>
-        <w:t>countdownlatch</w:t>
-      </w:r>
-      <w:proofErr w:type="spellEnd"/>
-      <w:r>
-        <w:t>() and semaphore()</w:t>
+        <w:t>), countdownlatch() and semaphore()</w:t>
       </w:r>
       <w:r>
         <w:t xml:space="preserve"> ensure </w:t>
@@ -3896,15 +3615,7 @@
         <w:t>the execution of a Thread</w:t>
       </w:r>
       <w:r>
-        <w:t xml:space="preserve">:  </w:t>
-      </w:r>
-      <w:proofErr w:type="spellStart"/>
-      <w:r>
-        <w:t>Thread.interrupt</w:t>
-      </w:r>
-      <w:proofErr w:type="spellEnd"/>
-      <w:r>
-        <w:t>();</w:t>
+        <w:t>:  Thread.interrupt();</w:t>
       </w:r>
     </w:p>
     <w:p/>
